--- a/modules/court-doc-generator/templates/4.授权委托书.docx
+++ b/modules/court-doc-generator/templates/4.授权委托书.docx
@@ -239,7 +239,7 @@
           <w:szCs w:val="28"/>
           <w14:ligatures w14:val="none"/>
         </w:rPr>
-        <w:t>现委托上列受委托人在我单位</w:t>
+        <w:t>现委托上列受委托人【】（身份证号：【】）在我单位与【】纠纷（案号：【】）一案中，作为我方诉讼代理人。</w:t>
       </w:r>
       <w:r>
         <w:rPr>
@@ -249,7 +249,6 @@
           <w:u w:val="single"/>
           <w14:ligatures w14:val="none"/>
         </w:rPr>
-        <w:t>与</w:t>
       </w:r>
       <w:r>
         <w:rPr>
@@ -260,7 +259,6 @@
           <w:lang w:eastAsia="zh-CN"/>
           <w14:ligatures w14:val="none"/>
         </w:rPr>
-        <w:t>【】【】</w:t>
       </w:r>
       <w:r>
         <w:rPr>
@@ -270,7 +268,6 @@
           <w:u w:val="single"/>
           <w14:ligatures w14:val="none"/>
         </w:rPr>
-        <w:t>纠纷</w:t>
       </w:r>
       <w:r>
         <w:rPr>
@@ -281,7 +278,6 @@
           <w:lang w:eastAsia="zh-CN"/>
           <w14:ligatures w14:val="none"/>
         </w:rPr>
-        <w:t>（</w:t>
       </w:r>
       <w:r>
         <w:rPr>
@@ -292,7 +288,6 @@
           <w:lang w:val="en-US" w:eastAsia="zh-CN"/>
           <w14:ligatures w14:val="none"/>
         </w:rPr>
-        <w:t>案号：【】</w:t>
       </w:r>
       <w:r>
         <w:rPr>
@@ -303,16 +298,14 @@
           <w:lang w:eastAsia="zh-CN"/>
           <w14:ligatures w14:val="none"/>
         </w:rPr>
-        <w:t>）</w:t>
-      </w:r>
-      <w:r>
-        <w:rPr>
-          <w:rFonts w:hint="eastAsia" w:ascii="仿宋" w:hAnsi="仿宋" w:eastAsia="仿宋" w:cs="仿宋"/>
-          <w:sz w:val="28"/>
-          <w:szCs w:val="28"/>
-          <w14:ligatures w14:val="none"/>
-        </w:rPr>
-        <w:t>一案中，作为我方诉讼代理人。</w:t>
+      </w:r>
+      <w:r>
+        <w:rPr>
+          <w:rFonts w:hint="eastAsia" w:ascii="仿宋" w:hAnsi="仿宋" w:eastAsia="仿宋" w:cs="仿宋"/>
+          <w:sz w:val="28"/>
+          <w:szCs w:val="28"/>
+          <w14:ligatures w14:val="none"/>
+        </w:rPr>
       </w:r>
     </w:p>
     <w:p>

--- a/modules/court-doc-generator/templates/4.授权委托书.docx
+++ b/modules/court-doc-generator/templates/4.授权委托书.docx
@@ -132,6 +132,7 @@
           <w:rFonts w:hint="eastAsia" w:ascii="仿宋" w:hAnsi="仿宋" w:eastAsia="仿宋" w:cs="仿宋"/>
           <w:sz w:val="28"/>
           <w:szCs w:val="28"/>
+          <w:lang w:eastAsia="zh-CN"/>
           <w14:ligatures w14:val="none"/>
         </w:rPr>
       </w:pPr>
@@ -151,12 +152,11 @@
           <w:rFonts w:hint="eastAsia" w:ascii="仿宋" w:hAnsi="仿宋" w:eastAsia="仿宋" w:cs="仿宋"/>
           <w:sz w:val="28"/>
           <w:szCs w:val="28"/>
-          <w14:ligatures w14:val="none"/>
-        </w:rPr>
-        <w:t>张洋</w:t>
-      </w:r>
-      <w:bookmarkStart w:id="0" w:name="_GoBack"/>
-      <w:bookmarkEnd w:id="0"/>
+          <w:lang w:eastAsia="zh-CN"/>
+          <w14:ligatures w14:val="none"/>
+        </w:rPr>
+        <w:t>【】</w:t>
+      </w:r>
     </w:p>
     <w:p>
       <w:pPr>
@@ -187,6 +187,7 @@
           <w:rFonts w:hint="eastAsia" w:ascii="仿宋" w:hAnsi="仿宋" w:eastAsia="仿宋" w:cs="仿宋"/>
           <w:sz w:val="28"/>
           <w:szCs w:val="28"/>
+          <w:lang w:eastAsia="zh-CN"/>
           <w14:ligatures w14:val="none"/>
         </w:rPr>
       </w:pPr>
@@ -197,7 +198,36 @@
           <w:szCs w:val="28"/>
           <w14:ligatures w14:val="none"/>
         </w:rPr>
-        <w:t>职务：法务    电话：18810282639</w:t>
+        <w:t>职务：</w:t>
+      </w:r>
+      <w:r>
+        <w:rPr>
+          <w:rFonts w:hint="eastAsia" w:ascii="仿宋" w:hAnsi="仿宋" w:eastAsia="仿宋" w:cs="仿宋"/>
+          <w:sz w:val="28"/>
+          <w:szCs w:val="28"/>
+          <w:lang w:eastAsia="zh-CN"/>
+          <w14:ligatures w14:val="none"/>
+        </w:rPr>
+        <w:t>【】</w:t>
+      </w:r>
+      <w:r>
+        <w:rPr>
+          <w:rFonts w:hint="eastAsia" w:ascii="仿宋" w:hAnsi="仿宋" w:eastAsia="仿宋" w:cs="仿宋"/>
+          <w:sz w:val="28"/>
+          <w:szCs w:val="28"/>
+          <w14:ligatures w14:val="none"/>
+        </w:rPr>
+        <w:t xml:space="preserve">    电话：</w:t>
+      </w:r>
+      <w:r>
+        <w:rPr>
+          <w:rFonts w:hint="eastAsia" w:ascii="仿宋" w:hAnsi="仿宋" w:eastAsia="仿宋" w:cs="仿宋"/>
+          <w:sz w:val="28"/>
+          <w:szCs w:val="28"/>
+          <w:lang w:eastAsia="zh-CN"/>
+          <w14:ligatures w14:val="none"/>
+        </w:rPr>
+        <w:t>【】</w:t>
       </w:r>
     </w:p>
     <w:p>
@@ -239,73 +269,28 @@
           <w:szCs w:val="28"/>
           <w14:ligatures w14:val="none"/>
         </w:rPr>
-        <w:t>现委托上列受委托人【】（身份证号：【】）在我单位与【】纠纷（案号：【】）一案中，作为我方诉讼代理人。</w:t>
-      </w:r>
-      <w:r>
-        <w:rPr>
-          <w:rFonts w:hint="eastAsia" w:ascii="仿宋" w:hAnsi="仿宋" w:eastAsia="仿宋" w:cs="仿宋"/>
-          <w:sz w:val="28"/>
-          <w:szCs w:val="28"/>
-          <w:u w:val="single"/>
-          <w14:ligatures w14:val="none"/>
-        </w:rPr>
-      </w:r>
-      <w:r>
-        <w:rPr>
-          <w:rFonts w:hint="eastAsia" w:ascii="仿宋" w:hAnsi="仿宋" w:eastAsia="仿宋" w:cs="仿宋"/>
-          <w:sz w:val="28"/>
-          <w:szCs w:val="28"/>
-          <w:u w:val="single"/>
+        <w:t>现委托上列受委托人在我单位与【】</w:t>
+      </w:r>
+      <w:r>
+        <w:rPr>
+          <w:rFonts w:hint="eastAsia" w:ascii="仿宋" w:hAnsi="仿宋" w:eastAsia="仿宋" w:cs="仿宋"/>
+          <w:sz w:val="28"/>
+          <w:szCs w:val="28"/>
           <w:lang w:eastAsia="zh-CN"/>
           <w14:ligatures w14:val="none"/>
         </w:rPr>
-      </w:r>
-      <w:r>
-        <w:rPr>
-          <w:rFonts w:hint="eastAsia" w:ascii="仿宋" w:hAnsi="仿宋" w:eastAsia="仿宋" w:cs="仿宋"/>
-          <w:sz w:val="28"/>
-          <w:szCs w:val="28"/>
-          <w:u w:val="single"/>
-          <w14:ligatures w14:val="none"/>
-        </w:rPr>
-      </w:r>
-      <w:r>
-        <w:rPr>
-          <w:rFonts w:hint="eastAsia" w:ascii="仿宋" w:hAnsi="仿宋" w:eastAsia="仿宋" w:cs="仿宋"/>
-          <w:sz w:val="28"/>
-          <w:szCs w:val="28"/>
-          <w:u w:val="single"/>
-          <w:lang w:eastAsia="zh-CN"/>
-          <w14:ligatures w14:val="none"/>
-        </w:rPr>
-      </w:r>
-      <w:r>
-        <w:rPr>
-          <w:rFonts w:hint="eastAsia" w:ascii="仿宋" w:hAnsi="仿宋" w:eastAsia="仿宋" w:cs="仿宋"/>
-          <w:sz w:val="28"/>
-          <w:szCs w:val="28"/>
-          <w:u w:val="single"/>
-          <w:lang w:val="en-US" w:eastAsia="zh-CN"/>
-          <w14:ligatures w14:val="none"/>
-        </w:rPr>
-      </w:r>
-      <w:r>
-        <w:rPr>
-          <w:rFonts w:hint="eastAsia" w:ascii="仿宋" w:hAnsi="仿宋" w:eastAsia="仿宋" w:cs="仿宋"/>
-          <w:sz w:val="28"/>
-          <w:szCs w:val="28"/>
-          <w:u w:val="single"/>
-          <w:lang w:eastAsia="zh-CN"/>
-          <w14:ligatures w14:val="none"/>
-        </w:rPr>
-      </w:r>
-      <w:r>
-        <w:rPr>
-          <w:rFonts w:hint="eastAsia" w:ascii="仿宋" w:hAnsi="仿宋" w:eastAsia="仿宋" w:cs="仿宋"/>
-          <w:sz w:val="28"/>
-          <w:szCs w:val="28"/>
-          <w14:ligatures w14:val="none"/>
-        </w:rPr>
+        <w:t>【】</w:t>
+      </w:r>
+      <w:bookmarkStart w:id="0" w:name="_GoBack"/>
+      <w:bookmarkEnd w:id="0"/>
+      <w:r>
+        <w:rPr>
+          <w:rFonts w:hint="eastAsia" w:ascii="仿宋" w:hAnsi="仿宋" w:eastAsia="仿宋" w:cs="仿宋"/>
+          <w:sz w:val="28"/>
+          <w:szCs w:val="28"/>
+          <w14:ligatures w14:val="none"/>
+        </w:rPr>
+        <w:t>纠纷（案号：【】）一案中，作为我方诉讼代理人。</w:t>
       </w:r>
     </w:p>
     <w:p>
@@ -326,26 +311,7 @@
           <w:szCs w:val="28"/>
           <w14:ligatures w14:val="none"/>
         </w:rPr>
-        <w:t>代理人</w:t>
-      </w:r>
-      <w:r>
-        <w:rPr>
-          <w:rFonts w:hint="eastAsia" w:ascii="仿宋" w:hAnsi="仿宋" w:eastAsia="仿宋" w:cs="仿宋"/>
-          <w:sz w:val="28"/>
-          <w:szCs w:val="28"/>
-          <w:u w:val="single"/>
-          <w14:ligatures w14:val="none"/>
-        </w:rPr>
-        <w:t>张洋</w:t>
-      </w:r>
-      <w:r>
-        <w:rPr>
-          <w:rFonts w:hint="eastAsia" w:ascii="仿宋" w:hAnsi="仿宋" w:eastAsia="仿宋" w:cs="仿宋"/>
-          <w:sz w:val="28"/>
-          <w:szCs w:val="28"/>
-          <w14:ligatures w14:val="none"/>
-        </w:rPr>
-        <w:t>的代理权限为特别授权：</w:t>
+        <w:t>代理权限为特别授权：</w:t>
       </w:r>
     </w:p>
     <w:p>
@@ -373,6 +339,7 @@
       <w:pPr>
         <w:spacing w:line="360" w:lineRule="auto"/>
         <w:ind w:left="2268" w:leftChars="945"/>
+        <w:jc w:val="right"/>
         <w:rPr>
           <w:rFonts w:hint="eastAsia" w:ascii="仿宋" w:hAnsi="仿宋" w:eastAsia="仿宋" w:cs="仿宋"/>
           <w:sz w:val="28"/>
@@ -394,6 +361,7 @@
       <w:pPr>
         <w:spacing w:line="360" w:lineRule="auto"/>
         <w:ind w:left="2268" w:leftChars="945"/>
+        <w:jc w:val="right"/>
         <w:rPr>
           <w:rFonts w:hint="eastAsia" w:ascii="仿宋" w:hAnsi="仿宋" w:eastAsia="仿宋" w:cs="仿宋"/>
           <w:sz w:val="28"/>
@@ -415,6 +383,7 @@
       <w:pPr>
         <w:spacing w:line="360" w:lineRule="auto"/>
         <w:ind w:left="2268" w:leftChars="945"/>
+        <w:jc w:val="right"/>
         <w:rPr>
           <w:rFonts w:hint="eastAsia" w:ascii="仿宋" w:hAnsi="仿宋" w:eastAsia="仿宋" w:cs="仿宋"/>
           <w:sz w:val="28"/>
@@ -484,6 +453,7 @@
       <w:pPr>
         <w:spacing w:line="360" w:lineRule="auto"/>
         <w:ind w:left="2268" w:leftChars="945"/>
+        <w:jc w:val="right"/>
         <w:rPr>
           <w:rFonts w:eastAsia="仿宋" w:cs="Times New Roman"/>
           <w:sz w:val="28"/>
@@ -1716,7 +1686,7 @@
 </file>
 
 <file path=customXml/item1.xml><?xml version="1.0" encoding="utf-8"?>
-<b:Sources xmlns:b="http://schemas.openxmlformats.org/officeDocument/2006/bibliography" xmlns="http://schemas.openxmlformats.org/officeDocument/2006/bibliography" Version="6" StyleName="APA" SelectedStyle="\APASixthEditionOfficeOnline.xsl"/>
+<b:Sources xmlns:b="http://schemas.openxmlformats.org/officeDocument/2006/bibliography" xmlns="http://schemas.openxmlformats.org/officeDocument/2006/bibliography" SelectedStyle="\APASixthEditionOfficeOnline.xsl" Version="6" StyleName="APA"/>
 </file>
 
 <file path=customXml/itemProps1.xml><?xml version="1.0" encoding="utf-8"?>
